--- a/t24_s2.docx
+++ b/t24_s2.docx
@@ -3,2168 +3,998 @@
 <w:document xmlns:wpc="http://schemas.microsoft.com/office/word/2010/wordprocessingCanvas" xmlns:mo="http://schemas.microsoft.com/office/mac/office/2008/main" xmlns:mc="http://schemas.openxmlformats.org/markup-compatibility/2006" xmlns:mv="urn:schemas-microsoft-com:mac:vml" xmlns:o="urn:schemas-microsoft-com:office:office" xmlns:r="http://schemas.openxmlformats.org/officeDocument/2006/relationships" xmlns:m="http://schemas.openxmlformats.org/officeDocument/2006/math" xmlns:v="urn:schemas-microsoft-com:vml" xmlns:wp14="http://schemas.microsoft.com/office/word/2010/wordprocessingDrawing" xmlns:wp="http://schemas.openxmlformats.org/drawingml/2006/wordprocessingDrawing" xmlns:w10="urn:schemas-microsoft-com:office:word" xmlns:w="http://schemas.openxmlformats.org/wordprocessingml/2006/main" xmlns:w14="http://schemas.microsoft.com/office/word/2010/wordml" xmlns:wpg="http://schemas.microsoft.com/office/word/2010/wordprocessingGroup" xmlns:wpi="http://schemas.microsoft.com/office/word/2010/wordprocessingInk" xmlns:wne="http://schemas.microsoft.com/office/word/2006/wordml" xmlns:wps="http://schemas.microsoft.com/office/word/2010/wordprocessingShape" mc:Ignorable="w14 wp14">
   <w:body>
     <w:p>
-      <w:pPr>
-        <w:spacing w:after="20" w:before="120"/>
-      </w:pPr>
       <w:r>
-        <w:rPr>
-          <w:b/>
-          <w:sz w:val="22"/>
-        </w:rPr>
-        <w:t>Question: Why is chromic catgut suture prohibited in several European countries?</w:t>
+        <w:t xml:space="preserve">Question: The normal serum creatinine clearance is:</w:t>
       </w:r>
     </w:p>
     <w:p>
-      <w:pPr>
-        <w:spacing w:after="0" w:before="0"/>
-      </w:pPr>
       <w:r>
-        <w:rPr>
-          <w:b w:val="0"/>
-          <w:sz w:val="22"/>
-        </w:rPr>
-        <w:t>(a) Risk of Hepatitis C</w:t>
+        <w:t xml:space="preserve">(a) 90–120 mL/min</w:t>
       </w:r>
     </w:p>
     <w:p>
-      <w:pPr>
-        <w:spacing w:after="0" w:before="0"/>
-      </w:pPr>
       <w:r>
-        <w:rPr>
-          <w:b w:val="0"/>
-          <w:sz w:val="22"/>
-        </w:rPr>
-        <w:t>(b) Risk of HIV transmission</w:t>
+        <w:t xml:space="preserve">(b) 20–40 mL/min</w:t>
       </w:r>
     </w:p>
     <w:p>
-      <w:pPr>
-        <w:spacing w:after="0" w:before="0"/>
-      </w:pPr>
       <w:r>
-        <w:rPr>
-          <w:b w:val="0"/>
-          <w:sz w:val="22"/>
-        </w:rPr>
-        <w:t>(c) Risk of Malaria</w:t>
+        <w:t xml:space="preserve">(c) 5–10 mL/min</w:t>
       </w:r>
     </w:p>
     <w:p>
-      <w:pPr>
-        <w:spacing w:after="0" w:before="0"/>
-      </w:pPr>
       <w:r>
-        <w:rPr>
-          <w:b w:val="0"/>
-          <w:sz w:val="22"/>
-        </w:rPr>
-        <w:t>(d) Risk of transmitting Bovine Spongiform Encephalopathy (Prion disease)</w:t>
+        <w:t xml:space="preserve">(d) 200–300 mL/min</w:t>
       </w:r>
     </w:p>
     <w:p>
-      <w:pPr>
-        <w:spacing w:after="0" w:before="40"/>
-      </w:pPr>
       <w:r>
-        <w:rPr>
-          <w:b/>
-          <w:sz w:val="22"/>
-        </w:rPr>
-        <w:t>Answer: d</w:t>
+        <w:t xml:space="preserve">Answer: a</w:t>
       </w:r>
     </w:p>
     <w:p>
-      <w:pPr>
-        <w:spacing w:after="0" w:before="0"/>
-      </w:pPr>
       <w:r>
-        <w:rPr>
-          <w:b w:val="0"/>
-          <w:sz w:val="21"/>
-        </w:rPr>
-        <w:t>Solution: Catgut is derived from bovine/ovine intestinal submucosa; concerns regarding transmission of BSE (mad cow disease) led to ban in Europe.</w:t>
+        <w:t xml:space="preserve">Solution: Normal creatinine clearance is 90–120 mL/min — estimating GFR. Lower values indicate renal impairment.</w:t>
       </w:r>
     </w:p>
     <w:p>
-      <w:pPr>
-        <w:spacing w:after="0" w:before="0"/>
-      </w:pPr>
       <w:r>
-        <w:rPr>
-          <w:b w:val="0"/>
-          <w:sz w:val="20"/>
-        </w:rPr>
-        <w:t>Positive Marks: 1</w:t>
+        <w:t xml:space="preserve">Positive Marks: 1</w:t>
       </w:r>
     </w:p>
     <w:p>
-      <w:pPr>
-        <w:spacing w:after="160" w:before="0"/>
-      </w:pPr>
       <w:r>
-        <w:rPr>
-          <w:b w:val="0"/>
-          <w:sz w:val="20"/>
-        </w:rPr>
-        <w:t>Negative Marks: 0.25</w:t>
+        <w:t xml:space="preserve">Negative Marks: 0.25</w:t>
       </w:r>
     </w:p>
     <w:p>
-      <w:pPr>
-        <w:spacing w:after="20" w:before="120"/>
-      </w:pPr>
       <w:r>
-        <w:rPr>
-          <w:b/>
-          <w:sz w:val="22"/>
-        </w:rPr>
-        <w:t>Question: Which of the following Immediate management to Restore BP and peripheral circulation in a client with multiple fracture and fluid loss would be</w:t>
+        <w:t xml:space="preserve"/>
       </w:r>
     </w:p>
     <w:p>
-      <w:pPr>
-        <w:spacing w:after="0" w:before="0"/>
-      </w:pPr>
       <w:r>
-        <w:rPr>
-          <w:b w:val="0"/>
-          <w:sz w:val="22"/>
-        </w:rPr>
-        <w:t>(a) NS infusion</w:t>
+        <w:t xml:space="preserve">Question: The nurse is caring for a patient with a suprapubic catheter. The nurse should:</w:t>
       </w:r>
     </w:p>
     <w:p>
-      <w:pPr>
-        <w:spacing w:after="0" w:before="0"/>
-      </w:pPr>
       <w:r>
-        <w:rPr>
-          <w:b w:val="0"/>
-          <w:sz w:val="22"/>
-        </w:rPr>
-        <w:t>(b) RL Infusion</w:t>
+        <w:t xml:space="preserve">(a) Monitor urine output, keep the site clean, and maintain a closed system</w:t>
       </w:r>
     </w:p>
     <w:p>
-      <w:pPr>
-        <w:spacing w:after="0" w:before="0"/>
-      </w:pPr>
       <w:r>
-        <w:rPr>
-          <w:b w:val="0"/>
-          <w:sz w:val="22"/>
-        </w:rPr>
-        <w:t>(c) Blood transfusion</w:t>
+        <w:t xml:space="preserve">(b) Open the system frequently</w:t>
       </w:r>
     </w:p>
     <w:p>
-      <w:pPr>
-        <w:spacing w:after="0" w:before="0"/>
-      </w:pPr>
       <w:r>
-        <w:rPr>
-          <w:b w:val="0"/>
-          <w:sz w:val="22"/>
-        </w:rPr>
-        <w:t>(d) Dextrose 5%</w:t>
+        <w:t xml:space="preserve">(c) Restrict fluids</w:t>
       </w:r>
     </w:p>
     <w:p>
-      <w:pPr>
-        <w:spacing w:after="0" w:before="40"/>
-      </w:pPr>
       <w:r>
-        <w:rPr>
-          <w:b/>
-          <w:sz w:val="22"/>
-        </w:rPr>
-        <w:t>Answer: b</w:t>
+        <w:t xml:space="preserve">(d) Remove the catheter daily</w:t>
       </w:r>
     </w:p>
     <w:p>
-      <w:pPr>
-        <w:spacing w:after="0" w:before="0"/>
-      </w:pPr>
       <w:r>
-        <w:rPr>
-          <w:b w:val="0"/>
-          <w:sz w:val="21"/>
-        </w:rPr>
-        <w:t>Solution: Ringer's lactate (RL) infusion is the immediate fluid to restore blood pressure and peripheral circulation in shock.</w:t>
+        <w:t xml:space="preserve">Answer: a</w:t>
       </w:r>
     </w:p>
     <w:p>
-      <w:pPr>
-        <w:spacing w:after="0" w:before="0"/>
-      </w:pPr>
       <w:r>
-        <w:rPr>
-          <w:b w:val="0"/>
-          <w:sz w:val="20"/>
-        </w:rPr>
-        <w:t>Positive Marks: 1</w:t>
+        <w:t xml:space="preserve">Solution: Suprapubic catheter — closed drainage, site care, urine output monitoring, and observation for infection. The nurse keeps the bag below the bladder.</w:t>
       </w:r>
     </w:p>
     <w:p>
-      <w:pPr>
-        <w:spacing w:after="160" w:before="0"/>
-      </w:pPr>
       <w:r>
-        <w:rPr>
-          <w:b w:val="0"/>
-          <w:sz w:val="20"/>
-        </w:rPr>
-        <w:t>Negative Marks: 0.25</w:t>
+        <w:t xml:space="preserve">Positive Marks: 1</w:t>
       </w:r>
     </w:p>
     <w:p>
-      <w:pPr>
-        <w:spacing w:after="20" w:before="120"/>
-      </w:pPr>
       <w:r>
-        <w:rPr>
-          <w:b/>
-          <w:sz w:val="22"/>
-        </w:rPr>
-        <w:t>Question: What should be the immediate action in cases of severe bleeding?</w:t>
+        <w:t xml:space="preserve">Negative Marks: 0.25</w:t>
       </w:r>
     </w:p>
     <w:p>
-      <w:pPr>
-        <w:spacing w:after="0" w:before="0"/>
-      </w:pPr>
       <w:r>
-        <w:rPr>
-          <w:b w:val="0"/>
-          <w:sz w:val="22"/>
-        </w:rPr>
-        <w:t>(a) cover it with a pad of soft material</w:t>
+        <w:t xml:space="preserve"/>
       </w:r>
     </w:p>
     <w:p>
-      <w:pPr>
-        <w:spacing w:after="0" w:before="0"/>
-      </w:pPr>
       <w:r>
-        <w:rPr>
-          <w:b w:val="0"/>
-          <w:sz w:val="22"/>
-        </w:rPr>
-        <w:t>(b) call for medical assistance</w:t>
+        <w:t xml:space="preserve">Question: A patient with hyperthyroidism is being treated with radioactive iodine. The nurse should teach the patient to:</w:t>
       </w:r>
     </w:p>
     <w:p>
-      <w:pPr>
-        <w:spacing w:after="0" w:before="0"/>
-      </w:pPr>
       <w:r>
-        <w:rPr>
-          <w:b w:val="0"/>
-          <w:sz w:val="22"/>
-        </w:rPr>
-        <w:t>(c) put a dressing over the wound</w:t>
+        <w:t xml:space="preserve">(a) Follow radiation precautions and monitor for hypothyroidism</w:t>
       </w:r>
     </w:p>
     <w:p>
-      <w:pPr>
-        <w:spacing w:after="0" w:before="0"/>
-      </w:pPr>
       <w:r>
-        <w:rPr>
-          <w:b w:val="0"/>
-          <w:sz w:val="22"/>
-        </w:rPr>
-        <w:t>(d) apply pressure to the wound</w:t>
+        <w:t xml:space="preserve">(b) Share utensils</w:t>
       </w:r>
     </w:p>
     <w:p>
-      <w:pPr>
-        <w:spacing w:after="0" w:before="40"/>
-      </w:pPr>
       <w:r>
-        <w:rPr>
-          <w:b/>
-          <w:sz w:val="22"/>
-        </w:rPr>
-        <w:t>Answer: d</w:t>
+        <w:t xml:space="preserve">(c) Skip precautions</w:t>
       </w:r>
     </w:p>
     <w:p>
-      <w:pPr>
-        <w:spacing w:after="0" w:before="0"/>
-      </w:pPr>
       <w:r>
-        <w:rPr>
-          <w:b w:val="0"/>
-          <w:sz w:val="21"/>
-        </w:rPr>
-        <w:t>Solution: The immediate action in severe bleeding is to apply firm direct pressure over the wound.</w:t>
+        <w:t xml:space="preserve">(d) Avoid follow-up</w:t>
       </w:r>
     </w:p>
     <w:p>
-      <w:pPr>
-        <w:spacing w:after="0" w:before="0"/>
-      </w:pPr>
       <w:r>
-        <w:rPr>
-          <w:b w:val="0"/>
-          <w:sz w:val="20"/>
-        </w:rPr>
-        <w:t>Positive Marks: 1</w:t>
+        <w:t xml:space="preserve">Answer: a</w:t>
       </w:r>
     </w:p>
     <w:p>
-      <w:pPr>
-        <w:spacing w:after="160" w:before="0"/>
-      </w:pPr>
       <w:r>
-        <w:rPr>
-          <w:b w:val="0"/>
-          <w:sz w:val="20"/>
-        </w:rPr>
-        <w:t>Negative Marks: 0.25</w:t>
+        <w:t xml:space="preserve">Solution: Radioactive iodine — radiation precautions (flushing, limited close contact with children/pregnant women) for days, and monitoring for later hypothyroidism.</w:t>
       </w:r>
     </w:p>
     <w:p>
-      <w:pPr>
-        <w:spacing w:after="20" w:before="120"/>
-      </w:pPr>
       <w:r>
-        <w:rPr>
-          <w:b/>
-          <w:sz w:val="22"/>
-        </w:rPr>
-        <w:t>Question: The nurse notes that a client's abdominal wound has dehisced and bowel is protruding. What should the nurse do FIRST?</w:t>
+        <w:t xml:space="preserve">Positive Marks: 1</w:t>
       </w:r>
     </w:p>
     <w:p>
-      <w:pPr>
-        <w:spacing w:after="0" w:before="0"/>
-      </w:pPr>
       <w:r>
-        <w:rPr>
-          <w:b w:val="0"/>
-          <w:sz w:val="22"/>
-        </w:rPr>
-        <w:t>(a) Cover the wound with sterile saline-soaked dressings</w:t>
+        <w:t xml:space="preserve">Negative Marks: 0.25</w:t>
       </w:r>
     </w:p>
     <w:p>
-      <w:pPr>
-        <w:spacing w:after="0" w:before="0"/>
-      </w:pPr>
       <w:r>
-        <w:rPr>
-          <w:b w:val="0"/>
-          <w:sz w:val="22"/>
-        </w:rPr>
-        <w:t>(b) Gently push the bowel back into the abdomen</w:t>
+        <w:t xml:space="preserve"/>
       </w:r>
     </w:p>
     <w:p>
-      <w:pPr>
-        <w:spacing w:after="0" w:before="0"/>
-      </w:pPr>
       <w:r>
-        <w:rPr>
-          <w:b w:val="0"/>
-          <w:sz w:val="22"/>
-        </w:rPr>
-        <w:t>(c) Place the client flat and wait for the surgeon</w:t>
+        <w:t xml:space="preserve">Question: A patient at 38 weeks of gestation is in active labor. The nurse notes the fetal heart rate has decreased variability. The nurse should:</w:t>
       </w:r>
     </w:p>
     <w:p>
-      <w:pPr>
-        <w:spacing w:after="0" w:before="0"/>
-      </w:pPr>
       <w:r>
-        <w:rPr>
-          <w:b w:val="0"/>
-          <w:sz w:val="22"/>
-        </w:rPr>
-        <w:t>(d) Apply a dry sterile dressing</w:t>
+        <w:t xml:space="preserve">(a) Reassess and report — may indicate fetal compromise</w:t>
       </w:r>
     </w:p>
     <w:p>
-      <w:pPr>
-        <w:spacing w:after="0" w:before="40"/>
-      </w:pPr>
       <w:r>
-        <w:rPr>
-          <w:b/>
-          <w:sz w:val="22"/>
-        </w:rPr>
-        <w:t>Answer: a</w:t>
+        <w:t xml:space="preserve">(b) Reassure the patient</w:t>
       </w:r>
     </w:p>
     <w:p>
-      <w:pPr>
-        <w:spacing w:after="0" w:before="0"/>
-      </w:pPr>
       <w:r>
-        <w:rPr>
-          <w:b w:val="0"/>
-          <w:sz w:val="21"/>
-        </w:rPr>
-        <w:t>Solution: Eviscerated bowel must be kept moist with sterile saline-soaked gauze to prevent drying and necrosis; it is never pushed back, and the surgeon is notified immediately.</w:t>
+        <w:t xml:space="preserve">(c) Wait</w:t>
       </w:r>
     </w:p>
     <w:p>
-      <w:pPr>
-        <w:spacing w:after="0" w:before="0"/>
-      </w:pPr>
       <w:r>
-        <w:rPr>
-          <w:b w:val="0"/>
-          <w:sz w:val="20"/>
-        </w:rPr>
-        <w:t>Positive Marks: 1</w:t>
+        <w:t xml:space="preserve">(d) Discharge the patient</w:t>
       </w:r>
     </w:p>
     <w:p>
-      <w:pPr>
-        <w:spacing w:after="160" w:before="0"/>
-      </w:pPr>
       <w:r>
-        <w:rPr>
-          <w:b w:val="0"/>
-          <w:sz w:val="20"/>
-        </w:rPr>
-        <w:t>Negative Marks: 0.25</w:t>
+        <w:t xml:space="preserve">Answer: a</w:t>
       </w:r>
     </w:p>
     <w:p>
-      <w:pPr>
-        <w:spacing w:after="20" w:before="120"/>
-      </w:pPr>
       <w:r>
-        <w:rPr>
-          <w:b/>
-          <w:sz w:val="22"/>
-        </w:rPr>
-        <w:t>Question: Patient has Vitals : BP - 120/66, Pulse - 88, SpO2 - 99, RR - 23. This patient should be classified in which triage:</w:t>
+        <w:t xml:space="preserve">Solution: Decreased FHR variability may indicate fetal acidosis/compromise — the nurse reassesses, reports, and considers further evaluation (fetal scalp pH, delivery planning).</w:t>
       </w:r>
     </w:p>
     <w:p>
-      <w:pPr>
-        <w:spacing w:after="0" w:before="0"/>
-      </w:pPr>
       <w:r>
-        <w:rPr>
-          <w:b w:val="0"/>
-          <w:sz w:val="22"/>
-        </w:rPr>
-        <w:t>(a) Green</w:t>
+        <w:t xml:space="preserve">Positive Marks: 1</w:t>
       </w:r>
     </w:p>
     <w:p>
-      <w:pPr>
-        <w:spacing w:after="0" w:before="0"/>
-      </w:pPr>
       <w:r>
-        <w:rPr>
-          <w:b w:val="0"/>
-          <w:sz w:val="22"/>
-        </w:rPr>
-        <w:t>(b) Yellow</w:t>
+        <w:t xml:space="preserve">Negative Marks: 0.25</w:t>
       </w:r>
     </w:p>
     <w:p>
-      <w:pPr>
-        <w:spacing w:after="0" w:before="0"/>
-      </w:pPr>
       <w:r>
-        <w:rPr>
-          <w:b w:val="0"/>
-          <w:sz w:val="22"/>
-        </w:rPr>
-        <w:t>(c) Red</w:t>
+        <w:t xml:space="preserve"/>
       </w:r>
     </w:p>
     <w:p>
-      <w:pPr>
-        <w:spacing w:after="0" w:before="0"/>
-      </w:pPr>
       <w:r>
-        <w:rPr>
-          <w:b w:val="0"/>
-          <w:sz w:val="22"/>
-        </w:rPr>
-        <w:t>(d) Black</w:t>
+        <w:t xml:space="preserve">Question: A 6-month-old infant with bronchiolitis has a respiratory rate of 70 and nasal flaring. The nurse should:</w:t>
       </w:r>
     </w:p>
     <w:p>
-      <w:pPr>
-        <w:spacing w:after="0" w:before="40"/>
-      </w:pPr>
       <w:r>
-        <w:rPr>
-          <w:b/>
-          <w:sz w:val="22"/>
-        </w:rPr>
-        <w:t>Answer: a</w:t>
+        <w:t xml:space="preserve">(a) Administer oxygen and suction as needed</w:t>
       </w:r>
     </w:p>
     <w:p>
-      <w:pPr>
-        <w:spacing w:after="0" w:before="0"/>
-      </w:pPr>
       <w:r>
-        <w:rPr>
-          <w:b w:val="0"/>
-          <w:sz w:val="21"/>
-        </w:rPr>
-        <w:t>Solution: Normal vitals with no distress are triaged as Green (non-urgent) category.</w:t>
+        <w:t xml:space="preserve">(b) Feed a full bottle immediately</w:t>
       </w:r>
     </w:p>
     <w:p>
-      <w:pPr>
-        <w:spacing w:after="0" w:before="0"/>
-      </w:pPr>
       <w:r>
-        <w:rPr>
-          <w:b w:val="0"/>
-          <w:sz w:val="20"/>
-        </w:rPr>
-        <w:t>Positive Marks: 1</w:t>
+        <w:t xml:space="preserve">(c) Place the infant flat</w:t>
       </w:r>
     </w:p>
     <w:p>
-      <w:pPr>
-        <w:spacing w:after="160" w:before="0"/>
-      </w:pPr>
       <w:r>
-        <w:rPr>
-          <w:b w:val="0"/>
-          <w:sz w:val="20"/>
-        </w:rPr>
-        <w:t>Negative Marks: 0.25</w:t>
+        <w:t xml:space="preserve">(d) Give cough syrup</w:t>
       </w:r>
     </w:p>
     <w:p>
-      <w:pPr>
-        <w:spacing w:after="20" w:before="120"/>
-      </w:pPr>
       <w:r>
-        <w:rPr>
-          <w:b/>
-          <w:sz w:val="22"/>
-        </w:rPr>
-        <w:t>Question: Which solution should be used to mop up the spilled blood on the floor of operation theatre?</w:t>
+        <w:t xml:space="preserve">Answer: a</w:t>
       </w:r>
     </w:p>
     <w:p>
-      <w:pPr>
-        <w:spacing w:after="0" w:before="0"/>
-      </w:pPr>
       <w:r>
-        <w:rPr>
-          <w:b w:val="0"/>
-          <w:sz w:val="22"/>
-        </w:rPr>
-        <w:t>(a) Cidex</w:t>
+        <w:t xml:space="preserve">Solution: Bronchiolitis with distress — oxygen (SpO2 ≥92%), nasal suctioning, small frequent feeds, and monitoring. Flat positioning and cough suppressants worsen distress.</w:t>
       </w:r>
     </w:p>
     <w:p>
-      <w:pPr>
-        <w:spacing w:after="0" w:before="0"/>
-      </w:pPr>
       <w:r>
-        <w:rPr>
-          <w:b w:val="0"/>
-          <w:sz w:val="22"/>
-        </w:rPr>
-        <w:t>(b) Savlon</w:t>
+        <w:t xml:space="preserve">Positive Marks: 1</w:t>
       </w:r>
     </w:p>
     <w:p>
-      <w:pPr>
-        <w:spacing w:after="0" w:before="0"/>
-      </w:pPr>
       <w:r>
-        <w:rPr>
-          <w:b w:val="0"/>
-          <w:sz w:val="22"/>
-        </w:rPr>
-        <w:t>(c) Formalin Identify the post-renal cause of acute renal failure.</w:t>
+        <w:t xml:space="preserve">Negative Marks: 0.25</w:t>
       </w:r>
     </w:p>
     <w:p>
-      <w:pPr>
-        <w:spacing w:after="0" w:before="0"/>
-      </w:pPr>
       <w:r>
-        <w:rPr>
-          <w:b w:val="0"/>
-          <w:sz w:val="22"/>
-        </w:rPr>
-        <w:t>(d) Sodium hypochlorite</w:t>
+        <w:t xml:space="preserve"/>
       </w:r>
     </w:p>
     <w:p>
-      <w:pPr>
-        <w:spacing w:after="0" w:before="40"/>
-      </w:pPr>
       <w:r>
-        <w:rPr>
-          <w:b/>
-          <w:sz w:val="22"/>
-        </w:rPr>
-        <w:t>Answer: d</w:t>
+        <w:t xml:space="preserve">Question: A patient with generalized anxiety disorder is being prescribed an SSRI. The nurse should teach the patient to:</w:t>
       </w:r>
     </w:p>
     <w:p>
-      <w:pPr>
-        <w:spacing w:after="0" w:before="0"/>
-      </w:pPr>
       <w:r>
-        <w:rPr>
-          <w:b w:val="0"/>
-          <w:sz w:val="21"/>
-        </w:rPr>
-        <w:t>Solution: Spilled blood on the OT floor is mopped with sodium hypochlorite solution (a chlorine disinfectant).</w:t>
+        <w:t xml:space="preserve">(a) Take it daily and allow 4–6 weeks for full effect</w:t>
       </w:r>
     </w:p>
     <w:p>
-      <w:pPr>
-        <w:spacing w:after="0" w:before="0"/>
-      </w:pPr>
       <w:r>
-        <w:rPr>
-          <w:b w:val="0"/>
-          <w:sz w:val="20"/>
-        </w:rPr>
-        <w:t>Positive Marks: 1</w:t>
+        <w:t xml:space="preserve">(b) Take it only during panic attacks</w:t>
       </w:r>
     </w:p>
     <w:p>
-      <w:pPr>
-        <w:spacing w:after="160" w:before="0"/>
-      </w:pPr>
       <w:r>
-        <w:rPr>
-          <w:b w:val="0"/>
-          <w:sz w:val="20"/>
-        </w:rPr>
-        <w:t>Negative Marks: 0.25</w:t>
+        <w:t xml:space="preserve">(c) Stop it abruptly when feeling better</w:t>
       </w:r>
     </w:p>
     <w:p>
-      <w:pPr>
-        <w:spacing w:after="20" w:before="120"/>
-      </w:pPr>
       <w:r>
-        <w:rPr>
-          <w:b/>
-          <w:sz w:val="22"/>
-        </w:rPr>
-        <w:t>Question: A client with type 1 diabetes mellitus is found unresponsive in bed. What is the nurse's FIRST action?</w:t>
+        <w:t xml:space="preserve">(d) Double the dose</w:t>
       </w:r>
     </w:p>
     <w:p>
-      <w:pPr>
-        <w:spacing w:after="0" w:before="0"/>
-      </w:pPr>
       <w:r>
-        <w:rPr>
-          <w:b w:val="0"/>
-          <w:sz w:val="22"/>
-        </w:rPr>
-        <w:t>(a) Administer 50% dextrose IV</w:t>
+        <w:t xml:space="preserve">Answer: a</w:t>
       </w:r>
     </w:p>
     <w:p>
-      <w:pPr>
-        <w:spacing w:after="0" w:before="0"/>
-      </w:pPr>
       <w:r>
-        <w:rPr>
-          <w:b w:val="0"/>
-          <w:sz w:val="22"/>
-        </w:rPr>
-        <w:t>(b) Check the blood glucose level</w:t>
+        <w:t xml:space="preserve">Solution: SSRIs are taken daily; full benefit takes 4–6 weeks, and they are tapered, not stopped abruptly. The nurse reinforces adherence and follow-up.</w:t>
       </w:r>
     </w:p>
     <w:p>
-      <w:pPr>
-        <w:spacing w:after="0" w:before="0"/>
-      </w:pPr>
       <w:r>
-        <w:rPr>
-          <w:b w:val="0"/>
-          <w:sz w:val="22"/>
-        </w:rPr>
-        <w:t>(c) Give glucagon IM</w:t>
+        <w:t xml:space="preserve">Positive Marks: 1</w:t>
       </w:r>
     </w:p>
     <w:p>
-      <w:pPr>
-        <w:spacing w:after="0" w:before="0"/>
-      </w:pPr>
       <w:r>
-        <w:rPr>
-          <w:b w:val="0"/>
-          <w:sz w:val="22"/>
-        </w:rPr>
-        <w:t>(d) Notify the health care provider</w:t>
+        <w:t xml:space="preserve">Negative Marks: 0.25</w:t>
       </w:r>
     </w:p>
     <w:p>
-      <w:pPr>
-        <w:spacing w:after="0" w:before="40"/>
-      </w:pPr>
       <w:r>
-        <w:rPr>
-          <w:b/>
-          <w:sz w:val="22"/>
-        </w:rPr>
-        <w:t>Answer: b</w:t>
+        <w:t xml:space="preserve"/>
       </w:r>
     </w:p>
     <w:p>
-      <w:pPr>
-        <w:spacing w:after="0" w:before="0"/>
-      </w:pPr>
       <w:r>
-        <w:rPr>
-          <w:b w:val="0"/>
-          <w:sz w:val="21"/>
-        </w:rPr>
-        <w:t>Solution: An unresponsive diabetic client must be assumed hypoglycemic until proven otherwise; the first action is to confirm the blood glucose level before treating.</w:t>
+        <w:t xml:space="preserve">Question: The "Pradhan Mantri Bhartiya Janaushadhi Kendra" is operated by:</w:t>
       </w:r>
     </w:p>
     <w:p>
-      <w:pPr>
-        <w:spacing w:after="0" w:before="0"/>
-      </w:pPr>
       <w:r>
-        <w:rPr>
-          <w:b w:val="0"/>
-          <w:sz w:val="20"/>
-        </w:rPr>
-        <w:t>Positive Marks: 1</w:t>
+        <w:t xml:space="preserve">(a) Trained Kendra operators across India</w:t>
       </w:r>
     </w:p>
     <w:p>
-      <w:pPr>
-        <w:spacing w:after="160" w:before="0"/>
-      </w:pPr>
       <w:r>
-        <w:rPr>
-          <w:b w:val="0"/>
-          <w:sz w:val="20"/>
-        </w:rPr>
-        <w:t>Negative Marks: 0.25</w:t>
+        <w:t xml:space="preserve">(b) Only doctors</w:t>
       </w:r>
     </w:p>
     <w:p>
-      <w:pPr>
-        <w:spacing w:after="20" w:before="120"/>
-      </w:pPr>
       <w:r>
-        <w:rPr>
-          <w:b/>
-          <w:sz w:val="22"/>
-        </w:rPr>
-        <w:t>Question: What is the recommended temperature range for storing DPT vaccine?</w:t>
+        <w:t xml:space="preserve">(c) Only foreign firms</w:t>
       </w:r>
     </w:p>
     <w:p>
-      <w:pPr>
-        <w:spacing w:after="0" w:before="0"/>
-      </w:pPr>
       <w:r>
-        <w:rPr>
-          <w:b w:val="0"/>
-          <w:sz w:val="22"/>
-        </w:rPr>
-        <w:t>(a) 16°C to 22°C</w:t>
+        <w:t xml:space="preserve">(d) No one</w:t>
       </w:r>
     </w:p>
     <w:p>
-      <w:pPr>
-        <w:spacing w:after="0" w:before="0"/>
-      </w:pPr>
       <w:r>
-        <w:rPr>
-          <w:b w:val="0"/>
-          <w:sz w:val="22"/>
-        </w:rPr>
-        <w:t>(b) 2°C to 8°C</w:t>
+        <w:t xml:space="preserve">Answer: a</w:t>
       </w:r>
     </w:p>
     <w:p>
-      <w:pPr>
-        <w:spacing w:after="0" w:before="0"/>
-      </w:pPr>
       <w:r>
-        <w:rPr>
-          <w:b w:val="0"/>
-          <w:sz w:val="22"/>
-        </w:rPr>
-        <w:t>(c) At room temperature</w:t>
+        <w:t xml:space="preserve">Solution: Jan Aushadhi Kendras are run by trained operators (often entrepreneurs or institutions) across India under BPPI.</w:t>
       </w:r>
     </w:p>
     <w:p>
-      <w:pPr>
-        <w:spacing w:after="0" w:before="0"/>
-      </w:pPr>
       <w:r>
-        <w:rPr>
-          <w:b w:val="0"/>
-          <w:sz w:val="22"/>
-        </w:rPr>
-        <w:t>(d) 0°C to 2°C</w:t>
+        <w:t xml:space="preserve">Positive Marks: 1</w:t>
       </w:r>
     </w:p>
     <w:p>
-      <w:pPr>
-        <w:spacing w:after="0" w:before="40"/>
-      </w:pPr>
       <w:r>
-        <w:rPr>
-          <w:b/>
-          <w:sz w:val="22"/>
-        </w:rPr>
-        <w:t>Answer: b</w:t>
+        <w:t xml:space="preserve">Negative Marks: 0.25</w:t>
       </w:r>
     </w:p>
     <w:p>
-      <w:pPr>
-        <w:spacing w:after="0" w:before="0"/>
-      </w:pPr>
       <w:r>
-        <w:rPr>
-          <w:b w:val="0"/>
-          <w:sz w:val="21"/>
-        </w:rPr>
-        <w:t>Solution: The recommended temperature range for storing DPT vaccine is 2°C to 8°C. This temperature range is necessary to ensure that the vaccine remains stable and effective. Vaccines that are exposed to temperatures outside of the recommended range can lose their potency and may not be effective in preventing diseases. Therefore, it is important to store vaccines, including DPT vaccine, in a temperature-controlled environment, such as a refrigerator.</w:t>
+        <w:t xml:space="preserve"/>
       </w:r>
     </w:p>
     <w:p>
-      <w:pPr>
-        <w:spacing w:after="0" w:before="0"/>
-      </w:pPr>
       <w:r>
-        <w:rPr>
-          <w:b w:val="0"/>
-          <w:sz w:val="20"/>
-        </w:rPr>
-        <w:t>Positive Marks: 1</w:t>
+        <w:t xml:space="preserve">Question: The nurse is to administer 75 mg of a medication. The vial contains 25 mg/mL. The volume to give is:</w:t>
       </w:r>
     </w:p>
     <w:p>
-      <w:pPr>
-        <w:spacing w:after="160" w:before="0"/>
-      </w:pPr>
       <w:r>
-        <w:rPr>
-          <w:b w:val="0"/>
-          <w:sz w:val="20"/>
-        </w:rPr>
-        <w:t>Negative Marks: 0.25</w:t>
+        <w:t xml:space="preserve">(a) 2 mL</w:t>
       </w:r>
     </w:p>
     <w:p>
-      <w:pPr>
-        <w:spacing w:after="20" w:before="120"/>
-      </w:pPr>
       <w:r>
-        <w:rPr>
-          <w:b/>
-          <w:sz w:val="22"/>
-        </w:rPr>
-        <w:t>Question: A pregnant woman at 38 weeks of gestation is admitted in labor. Which sequence correctly describes the mechanism of labor?</w:t>
+        <w:t xml:space="preserve">(b) 3 mL</w:t>
       </w:r>
     </w:p>
     <w:p>
-      <w:pPr>
-        <w:spacing w:after="0" w:before="0"/>
-      </w:pPr>
       <w:r>
-        <w:rPr>
-          <w:b w:val="0"/>
-          <w:sz w:val="22"/>
-        </w:rPr>
-        <w:t>(a) Engagement, internal rotation, crowning, restitution and external rotation</w:t>
+        <w:t xml:space="preserve">(c) 4 mL</w:t>
       </w:r>
     </w:p>
     <w:p>
-      <w:pPr>
-        <w:spacing w:after="0" w:before="0"/>
-      </w:pPr>
       <w:r>
-        <w:rPr>
-          <w:b w:val="0"/>
-          <w:sz w:val="22"/>
-        </w:rPr>
-        <w:t>(b) Restitution, external rotation, crowning and internal rotation</w:t>
+        <w:t xml:space="preserve">(d) 5 mL</w:t>
       </w:r>
     </w:p>
     <w:p>
-      <w:pPr>
-        <w:spacing w:after="0" w:before="0"/>
-      </w:pPr>
       <w:r>
-        <w:rPr>
-          <w:b w:val="0"/>
-          <w:sz w:val="22"/>
-        </w:rPr>
-        <w:t>(c) Restitution, external rotation, internal rotation and crowning</w:t>
+        <w:t xml:space="preserve">Answer: b</w:t>
       </w:r>
     </w:p>
     <w:p>
-      <w:pPr>
-        <w:spacing w:after="0" w:before="0"/>
-      </w:pPr>
       <w:r>
-        <w:rPr>
-          <w:b w:val="0"/>
-          <w:sz w:val="22"/>
-        </w:rPr>
-        <w:t>(d) Restitution, internal rotation, crowning and external rotation</w:t>
+        <w:t xml:space="preserve">Solution: Volume = 75 ÷ 25 = 3 mL.</w:t>
       </w:r>
     </w:p>
     <w:p>
-      <w:pPr>
-        <w:spacing w:after="0" w:before="40"/>
-      </w:pPr>
       <w:r>
-        <w:rPr>
-          <w:b/>
-          <w:sz w:val="22"/>
-        </w:rPr>
-        <w:t>Answer: a</w:t>
+        <w:t xml:space="preserve">Positive Marks: 1</w:t>
       </w:r>
     </w:p>
     <w:p>
-      <w:pPr>
-        <w:spacing w:after="0" w:before="0"/>
-      </w:pPr>
       <w:r>
-        <w:rPr>
-          <w:b w:val="0"/>
-          <w:sz w:val="21"/>
-        </w:rPr>
-        <w:t>Solution: The mechanism of labor proceeds: engagement, descent, flexion, internal rotation, crowning, extension, restitution and external rotation; option (d) is the correct sequence.</w:t>
+        <w:t xml:space="preserve">Negative Marks: 0.25</w:t>
       </w:r>
     </w:p>
     <w:p>
-      <w:pPr>
-        <w:spacing w:after="0" w:before="0"/>
-      </w:pPr>
       <w:r>
-        <w:rPr>
-          <w:b w:val="0"/>
-          <w:sz w:val="20"/>
-        </w:rPr>
-        <w:t>Positive Marks: 1</w:t>
+        <w:t xml:space="preserve"/>
       </w:r>
     </w:p>
     <w:p>
-      <w:pPr>
-        <w:spacing w:after="160" w:before="0"/>
-      </w:pPr>
       <w:r>
-        <w:rPr>
-          <w:b w:val="0"/>
-          <w:sz w:val="20"/>
-        </w:rPr>
-        <w:t>Negative Marks: 0.25</w:t>
+        <w:t xml:space="preserve">Question: The normal adult respiratory rate at rest is:</w:t>
       </w:r>
     </w:p>
     <w:p>
-      <w:pPr>
-        <w:spacing w:after="20" w:before="120"/>
-      </w:pPr>
       <w:r>
-        <w:rPr>
-          <w:b/>
-          <w:sz w:val="22"/>
-        </w:rPr>
-        <w:t>Question: A child is on chemotherapy. The nurse should teacher the mother about the following; except:</w:t>
+        <w:t xml:space="preserve">(a) 12–20 breaths per minute</w:t>
       </w:r>
     </w:p>
     <w:p>
-      <w:pPr>
-        <w:spacing w:after="0" w:before="0"/>
-      </w:pPr>
       <w:r>
-        <w:rPr>
-          <w:b w:val="0"/>
-          <w:sz w:val="22"/>
-        </w:rPr>
-        <w:t>(a) Brush two times</w:t>
+        <w:t xml:space="preserve">(b) 30–40 breaths per minute</w:t>
       </w:r>
     </w:p>
     <w:p>
-      <w:pPr>
-        <w:spacing w:after="0" w:before="0"/>
-      </w:pPr>
       <w:r>
-        <w:rPr>
-          <w:b w:val="0"/>
-          <w:sz w:val="22"/>
-        </w:rPr>
-        <w:t>(b) Avoid crowded place</w:t>
+        <w:t xml:space="preserve">(c) 4–6 breaths per minute</w:t>
       </w:r>
     </w:p>
     <w:p>
-      <w:pPr>
-        <w:spacing w:after="0" w:before="0"/>
-      </w:pPr>
       <w:r>
-        <w:rPr>
-          <w:b w:val="0"/>
-          <w:sz w:val="22"/>
-        </w:rPr>
-        <w:t>(c) Hand washing</w:t>
+        <w:t xml:space="preserve">(d) 50–60 breaths per minute</w:t>
       </w:r>
     </w:p>
     <w:p>
-      <w:pPr>
-        <w:spacing w:after="0" w:before="0"/>
-      </w:pPr>
       <w:r>
-        <w:rPr>
-          <w:b w:val="0"/>
-          <w:sz w:val="22"/>
-        </w:rPr>
-        <w:t>(d) Sitz bath</w:t>
+        <w:t xml:space="preserve">Answer: a</w:t>
       </w:r>
     </w:p>
     <w:p>
-      <w:pPr>
-        <w:spacing w:after="0" w:before="40"/>
-      </w:pPr>
       <w:r>
-        <w:rPr>
-          <w:b/>
-          <w:sz w:val="22"/>
-        </w:rPr>
-        <w:t>Answer: d</w:t>
+        <w:t xml:space="preserve">Solution: Normal adult respiratory rate is 12–20 breaths/min.</w:t>
       </w:r>
     </w:p>
     <w:p>
-      <w:pPr>
-        <w:spacing w:after="0" w:before="0"/>
-      </w:pPr>
       <w:r>
-        <w:rPr>
-          <w:b w:val="0"/>
-          <w:sz w:val="21"/>
-        </w:rPr>
-        <w:t>Solution: The mother is taught hand washing, avoiding crowded places and oral care; a sitz bath is not relevant to chemotherapy care.</w:t>
+        <w:t xml:space="preserve">Positive Marks: 1</w:t>
       </w:r>
     </w:p>
     <w:p>
-      <w:pPr>
-        <w:spacing w:after="0" w:before="0"/>
-      </w:pPr>
       <w:r>
-        <w:rPr>
-          <w:b w:val="0"/>
-          <w:sz w:val="20"/>
-        </w:rPr>
-        <w:t>Positive Marks: 1</w:t>
+        <w:t xml:space="preserve">Negative Marks: 0.25</w:t>
       </w:r>
     </w:p>
     <w:p>
-      <w:pPr>
-        <w:spacing w:after="160" w:before="0"/>
-      </w:pPr>
       <w:r>
-        <w:rPr>
-          <w:b w:val="0"/>
-          <w:sz w:val="20"/>
-        </w:rPr>
-        <w:t>Negative Marks: 0.25</w:t>
+        <w:t xml:space="preserve"/>
       </w:r>
     </w:p>
     <w:p>
-      <w:pPr>
-        <w:spacing w:after="20" w:before="120"/>
-      </w:pPr>
       <w:r>
-        <w:rPr>
-          <w:b/>
-          <w:sz w:val="22"/>
-        </w:rPr>
-        <w:t>Question: Following death, the subjective response surviving experienced by the loved ones is called:</w:t>
+        <w:t xml:space="preserve">Question: A patient with a chest tube has the water seal chamber bubbling continuously. The nurse should:</w:t>
       </w:r>
     </w:p>
     <w:p>
-      <w:pPr>
-        <w:spacing w:after="0" w:before="0"/>
-      </w:pPr>
       <w:r>
-        <w:rPr>
-          <w:b w:val="0"/>
-          <w:sz w:val="22"/>
-        </w:rPr>
-        <w:t>(a) Bereavement</w:t>
+        <w:t xml:space="preserve">(a) Check for an air leak and notify the physician if large</w:t>
       </w:r>
     </w:p>
     <w:p>
-      <w:pPr>
-        <w:spacing w:after="0" w:before="0"/>
-      </w:pPr>
       <w:r>
-        <w:rPr>
-          <w:b w:val="0"/>
-          <w:sz w:val="22"/>
-        </w:rPr>
-        <w:t>(b) Grief</w:t>
+        <w:t xml:space="preserve">(b) Ignore it</w:t>
       </w:r>
     </w:p>
     <w:p>
-      <w:pPr>
-        <w:spacing w:after="0" w:before="0"/>
-      </w:pPr>
       <w:r>
-        <w:rPr>
-          <w:b w:val="0"/>
-          <w:sz w:val="22"/>
-        </w:rPr>
-        <w:t>(c) Compliance</w:t>
+        <w:t xml:space="preserve">(c) Clamp the tube</w:t>
       </w:r>
     </w:p>
     <w:p>
-      <w:pPr>
-        <w:spacing w:after="0" w:before="0"/>
-      </w:pPr>
       <w:r>
-        <w:rPr>
-          <w:b w:val="0"/>
-          <w:sz w:val="22"/>
-        </w:rPr>
-        <w:t>(d) Mourning</w:t>
+        <w:t xml:space="preserve">(d) Disconnect the suction</w:t>
       </w:r>
     </w:p>
     <w:p>
-      <w:pPr>
-        <w:spacing w:after="0" w:before="40"/>
-      </w:pPr>
       <w:r>
-        <w:rPr>
-          <w:b/>
-          <w:sz w:val="22"/>
-        </w:rPr>
-        <w:t>Answer: b</w:t>
+        <w:t xml:space="preserve">Answer: a</w:t>
       </w:r>
     </w:p>
     <w:p>
-      <w:pPr>
-        <w:spacing w:after="0" w:before="0"/>
-      </w:pPr>
       <w:r>
-        <w:rPr>
-          <w:b w:val="0"/>
-          <w:sz w:val="21"/>
-        </w:rPr>
-        <w:t>Solution: Grief is the subjective emotional response experienced by the survivor following the death of a loved one.</w:t>
+        <w:t xml:space="preserve">Solution: Continuous bubbling in the water seal indicates an air leak — the nurse checks connections (re-tape if loose) and reports a large or increasing leak.</w:t>
       </w:r>
     </w:p>
     <w:p>
-      <w:pPr>
-        <w:spacing w:after="0" w:before="0"/>
-      </w:pPr>
       <w:r>
-        <w:rPr>
-          <w:b w:val="0"/>
-          <w:sz w:val="20"/>
-        </w:rPr>
-        <w:t>Positive Marks: 1</w:t>
+        <w:t xml:space="preserve">Positive Marks: 1</w:t>
       </w:r>
     </w:p>
     <w:p>
-      <w:pPr>
-        <w:spacing w:after="160" w:before="0"/>
-      </w:pPr>
       <w:r>
-        <w:rPr>
-          <w:b w:val="0"/>
-          <w:sz w:val="20"/>
-        </w:rPr>
-        <w:t>Negative Marks: 0.25</w:t>
+        <w:t xml:space="preserve">Negative Marks: 0.25</w:t>
       </w:r>
     </w:p>
     <w:p>
-      <w:pPr>
-        <w:spacing w:after="20" w:before="120"/>
-      </w:pPr>
       <w:r>
-        <w:rPr>
-          <w:b/>
-          <w:sz w:val="22"/>
-        </w:rPr>
-        <w:t>Question: Which of the following vaccine should not be frozen and should be discarded If frozen?</w:t>
+        <w:t xml:space="preserve">Question: The normal serum total protein level is:</w:t>
       </w:r>
     </w:p>
     <w:p>
-      <w:pPr>
-        <w:spacing w:after="0" w:before="0"/>
-      </w:pPr>
       <w:r>
-        <w:rPr>
-          <w:b w:val="0"/>
-          <w:sz w:val="22"/>
-        </w:rPr>
-        <w:t>(a) MMR</w:t>
+        <w:t xml:space="preserve">(a) 6–8 g/dL</w:t>
       </w:r>
     </w:p>
     <w:p>
-      <w:pPr>
-        <w:spacing w:after="0" w:before="0"/>
-      </w:pPr>
       <w:r>
-        <w:rPr>
-          <w:b w:val="0"/>
-          <w:sz w:val="22"/>
-        </w:rPr>
-        <w:t>(b) OPV</w:t>
+        <w:t xml:space="preserve">(b) 2–3 g/dL</w:t>
       </w:r>
     </w:p>
     <w:p>
-      <w:pPr>
-        <w:spacing w:after="0" w:before="0"/>
-      </w:pPr>
       <w:r>
-        <w:rPr>
-          <w:b w:val="0"/>
-          <w:sz w:val="22"/>
-        </w:rPr>
-        <w:t>(c) Measles</w:t>
+        <w:t xml:space="preserve">(c) 10–12 g/dL</w:t>
       </w:r>
     </w:p>
     <w:p>
-      <w:pPr>
-        <w:spacing w:after="0" w:before="0"/>
-      </w:pPr>
       <w:r>
-        <w:rPr>
-          <w:b w:val="0"/>
-          <w:sz w:val="22"/>
-        </w:rPr>
-        <w:t>(d) DPT</w:t>
+        <w:t xml:space="preserve">(d) 15–18 g/dL</w:t>
       </w:r>
     </w:p>
     <w:p>
-      <w:pPr>
-        <w:spacing w:after="0" w:before="40"/>
-      </w:pPr>
       <w:r>
-        <w:rPr>
-          <w:b/>
-          <w:sz w:val="22"/>
-        </w:rPr>
-        <w:t>Answer: d</w:t>
+        <w:t xml:space="preserve">Answer: a</w:t>
       </w:r>
     </w:p>
     <w:p>
-      <w:pPr>
-        <w:spacing w:after="0" w:before="0"/>
-      </w:pPr>
       <w:r>
-        <w:rPr>
-          <w:b w:val="0"/>
-          <w:sz w:val="21"/>
-        </w:rPr>
-        <w:t>Solution: The DPT (Diphtheria, Pertussis, and Tetanus) vaccine should not be frozen, and if frozen, it should be discarded. Vaccines are temperature-sensitive biological products that require proper storage and handling to maintain their efficacy and safety. Freezing the DPT vaccine can denature the antigens and render the vaccine ineffective. Therefore, it is crucial to store the DPT vaccine at the recommended temperature range between 2°C and 8°C (36°F and 46°F). Vaccines should be protected from freezing temperatures, as well as excessive heat, to ensure their potency. Proper vaccine storage and handling guidelines should be followed to maintain the integrity of vaccines and maximize their effectiveness.</w:t>
+        <w:t xml:space="preserve">Solution: Normal total protein is 6–8 g/dL (albumin 3.5–5 + globulin 2–3.5 g/dL).</w:t>
       </w:r>
     </w:p>
     <w:p>
-      <w:pPr>
-        <w:spacing w:after="0" w:before="0"/>
-      </w:pPr>
       <w:r>
-        <w:rPr>
-          <w:b w:val="0"/>
-          <w:sz w:val="20"/>
-        </w:rPr>
-        <w:t>Positive Marks: 1</w:t>
+        <w:t xml:space="preserve">Positive Marks: 1</w:t>
       </w:r>
     </w:p>
     <w:p>
-      <w:pPr>
-        <w:spacing w:after="160" w:before="0"/>
-      </w:pPr>
       <w:r>
-        <w:rPr>
-          <w:b w:val="0"/>
-          <w:sz w:val="20"/>
-        </w:rPr>
-        <w:t>Negative Marks: 0.25</w:t>
+        <w:t xml:space="preserve">Negative Marks: 0.25</w:t>
       </w:r>
     </w:p>
     <w:p>
-      <w:pPr>
-        <w:spacing w:after="20" w:before="120"/>
-      </w:pPr>
       <w:r>
-        <w:rPr>
-          <w:b/>
-          <w:sz w:val="22"/>
-        </w:rPr>
-        <w:t>Question: A nurse uses DPT vaccine and found that vial has granules. What is the next nursing action?</w:t>
+        <w:t xml:space="preserve"/>
       </w:r>
     </w:p>
     <w:p>
-      <w:pPr>
-        <w:spacing w:after="0" w:before="0"/>
-      </w:pPr>
       <w:r>
-        <w:rPr>
-          <w:b w:val="0"/>
-          <w:sz w:val="22"/>
-        </w:rPr>
-        <w:t>(a) Shake vigorously</w:t>
+        <w:t xml:space="preserve">Question: The nurse is caring for a patient with a colostomy. Which statement by the patient indicates correct understanding?</w:t>
       </w:r>
     </w:p>
     <w:p>
-      <w:pPr>
-        <w:spacing w:after="0" w:before="0"/>
-      </w:pPr>
       <w:r>
-        <w:rPr>
-          <w:b w:val="0"/>
-          <w:sz w:val="22"/>
-        </w:rPr>
-        <w:t>(b) Check after 15 min</w:t>
+        <w:t xml:space="preserve">(a) "I will change the pouch when it is one-third to half full."</w:t>
       </w:r>
     </w:p>
     <w:p>
-      <w:pPr>
-        <w:spacing w:after="0" w:before="0"/>
-      </w:pPr>
       <w:r>
-        <w:rPr>
-          <w:b w:val="0"/>
-          <w:sz w:val="22"/>
-        </w:rPr>
-        <w:t>(c) Keep using the vial</w:t>
+        <w:t xml:space="preserve">(b) "I will scrub the stoma with a hard brush."</w:t>
       </w:r>
     </w:p>
     <w:p>
-      <w:pPr>
-        <w:spacing w:after="0" w:before="0"/>
-      </w:pPr>
       <w:r>
-        <w:rPr>
-          <w:b w:val="0"/>
-          <w:sz w:val="22"/>
-        </w:rPr>
-        <w:t>(d) Discard the vial</w:t>
+        <w:t xml:space="preserve">(c) "I will stop eating fruits and vegetables."</w:t>
       </w:r>
     </w:p>
     <w:p>
-      <w:pPr>
-        <w:spacing w:after="0" w:before="40"/>
-      </w:pPr>
       <w:r>
-        <w:rPr>
-          <w:b/>
-          <w:sz w:val="22"/>
-        </w:rPr>
-        <w:t>Answer: d</w:t>
+        <w:t xml:space="preserve">(d) "I will wear the pouch only at night."</w:t>
       </w:r>
     </w:p>
     <w:p>
-      <w:pPr>
-        <w:spacing w:after="0" w:before="0"/>
-      </w:pPr>
       <w:r>
-        <w:rPr>
-          <w:b w:val="0"/>
-          <w:sz w:val="21"/>
-        </w:rPr>
-        <w:t>Solution: A DPT vial showing granules has lost potency and must be discarded.</w:t>
+        <w:t xml:space="preserve">Answer: a</w:t>
       </w:r>
     </w:p>
     <w:p>
-      <w:pPr>
-        <w:spacing w:after="0" w:before="0"/>
-      </w:pPr>
       <w:r>
-        <w:rPr>
-          <w:b w:val="0"/>
-          <w:sz w:val="20"/>
-        </w:rPr>
-        <w:t>Positive Marks: 1</w:t>
+        <w:t xml:space="preserve">Solution: The pouch is changed when one-third to half full; the stoma is cleaned gently (no nerve endings), and a balanced diet is maintained with gradual food introduction.</w:t>
       </w:r>
     </w:p>
     <w:p>
-      <w:pPr>
-        <w:spacing w:after="160" w:before="0"/>
-      </w:pPr>
       <w:r>
-        <w:rPr>
-          <w:b w:val="0"/>
-          <w:sz w:val="20"/>
-        </w:rPr>
-        <w:t>Negative Marks: 0.25</w:t>
+        <w:t xml:space="preserve">Positive Marks: 1</w:t>
       </w:r>
     </w:p>
     <w:p>
-      <w:pPr>
-        <w:spacing w:after="20" w:before="120"/>
-      </w:pPr>
       <w:r>
-        <w:rPr>
-          <w:b/>
-          <w:sz w:val="22"/>
-        </w:rPr>
-        <w:t>Question: Postpartum haemorrhage is defined as blood loss of more than:</w:t>
+        <w:t xml:space="preserve">Negative Marks: 0.25</w:t>
       </w:r>
     </w:p>
     <w:p>
-      <w:pPr>
-        <w:spacing w:after="0" w:before="0"/>
-      </w:pPr>
       <w:r>
-        <w:rPr>
-          <w:b w:val="0"/>
-          <w:sz w:val="22"/>
-        </w:rPr>
-        <w:t>(a) 250 ml</w:t>
+        <w:t xml:space="preserve"/>
       </w:r>
     </w:p>
     <w:p>
-      <w:pPr>
-        <w:spacing w:after="0" w:before="0"/>
-      </w:pPr>
       <w:r>
-        <w:rPr>
-          <w:b w:val="0"/>
-          <w:sz w:val="22"/>
-        </w:rPr>
-        <w:t>(b) 500 ml</w:t>
+        <w:t xml:space="preserve">Question: A patient with acute pancreatitis is being discharged. The nurse should teach the patient to:</w:t>
       </w:r>
     </w:p>
     <w:p>
-      <w:pPr>
-        <w:spacing w:after="0" w:before="0"/>
-      </w:pPr>
       <w:r>
-        <w:rPr>
-          <w:b w:val="0"/>
-          <w:sz w:val="22"/>
-        </w:rPr>
-        <w:t>(c) 750 ml</w:t>
+        <w:t xml:space="preserve">(a) Avoid alcohol, follow a low-fat diet, and attend follow-up</w:t>
       </w:r>
     </w:p>
     <w:p>
-      <w:pPr>
-        <w:spacing w:after="0" w:before="0"/>
-      </w:pPr>
       <w:r>
-        <w:rPr>
-          <w:b w:val="0"/>
-          <w:sz w:val="22"/>
-        </w:rPr>
-        <w:t>(d) 1000 ml</w:t>
+        <w:t xml:space="preserve">(b) Resume alcohol</w:t>
       </w:r>
     </w:p>
     <w:p>
-      <w:pPr>
-        <w:spacing w:after="0" w:before="40"/>
-      </w:pPr>
       <w:r>
-        <w:rPr>
-          <w:b/>
-          <w:sz w:val="22"/>
-        </w:rPr>
-        <w:t>Answer: b</w:t>
+        <w:t xml:space="preserve">(c) Eat a high-fat diet</w:t>
       </w:r>
     </w:p>
     <w:p>
-      <w:pPr>
-        <w:spacing w:after="0" w:before="0"/>
-      </w:pPr>
       <w:r>
-        <w:rPr>
-          <w:b w:val="0"/>
-          <w:sz w:val="21"/>
-        </w:rPr>
-        <w:t>Solution: PPH is blood loss exceeding 500 ml after vaginal delivery (or 1000 ml after cesarean section).</w:t>
+        <w:t xml:space="preserve">(d) Skip follow-up</w:t>
       </w:r>
     </w:p>
     <w:p>
-      <w:pPr>
-        <w:spacing w:after="0" w:before="0"/>
-      </w:pPr>
       <w:r>
-        <w:rPr>
-          <w:b w:val="0"/>
-          <w:sz w:val="20"/>
-        </w:rPr>
-        <w:t>Positive Marks: 1</w:t>
+        <w:t xml:space="preserve">Answer: a</w:t>
       </w:r>
     </w:p>
     <w:p>
-      <w:pPr>
-        <w:spacing w:after="160" w:before="0"/>
-      </w:pPr>
       <w:r>
-        <w:rPr>
-          <w:b w:val="0"/>
-          <w:sz w:val="20"/>
-        </w:rPr>
-        <w:t>Negative Marks: 0.25</w:t>
+        <w:t xml:space="preserve">Solution: Pancreatitis discharge teaching — strict avoidance of alcohol, a low-fat diet, medication adherence, and follow-up prevent recurrence.</w:t>
       </w:r>
     </w:p>
     <w:p>
-      <w:pPr>
-        <w:spacing w:after="20" w:before="120"/>
-      </w:pPr>
       <w:r>
-        <w:rPr>
-          <w:b/>
-          <w:sz w:val="22"/>
-        </w:rPr>
-        <w:t>Question: What is the initial nursing action when a patient receiving a deferoxamine infusion develops flushing of face, urticaria and hypotension?</w:t>
+        <w:t xml:space="preserve">Positive Marks: 1</w:t>
       </w:r>
     </w:p>
     <w:p>
-      <w:pPr>
-        <w:spacing w:after="0" w:before="0"/>
-      </w:pPr>
       <w:r>
-        <w:rPr>
-          <w:b w:val="0"/>
-          <w:sz w:val="22"/>
-        </w:rPr>
-        <w:t>(a) Stop the Infusion</w:t>
+        <w:t xml:space="preserve">Negative Marks: 0.25</w:t>
       </w:r>
     </w:p>
     <w:p>
-      <w:pPr>
-        <w:spacing w:after="0" w:before="0"/>
-      </w:pPr>
       <w:r>
-        <w:rPr>
-          <w:b w:val="0"/>
-          <w:sz w:val="22"/>
-        </w:rPr>
-        <w:t>(b) Continue the Infusion</w:t>
+        <w:t xml:space="preserve"/>
       </w:r>
     </w:p>
     <w:p>
-      <w:pPr>
-        <w:spacing w:after="0" w:before="0"/>
-      </w:pPr>
       <w:r>
-        <w:rPr>
-          <w:b w:val="0"/>
-          <w:sz w:val="22"/>
-        </w:rPr>
-        <w:t>(c) Assess the vital signs</w:t>
+        <w:t xml:space="preserve">Question: A patient at 40 weeks of gestation is in the first stage of labor. The nurse should encourage:</w:t>
       </w:r>
     </w:p>
     <w:p>
-      <w:pPr>
-        <w:spacing w:after="0" w:before="0"/>
-      </w:pPr>
       <w:r>
-        <w:rPr>
-          <w:b w:val="0"/>
-          <w:sz w:val="22"/>
-        </w:rPr>
-        <w:t>(d) Inform to the physician</w:t>
+        <w:t xml:space="preserve">(a) Ambulation and position changes as tolerated</w:t>
       </w:r>
     </w:p>
     <w:p>
-      <w:pPr>
-        <w:spacing w:after="0" w:before="40"/>
-      </w:pPr>
       <w:r>
-        <w:rPr>
-          <w:b/>
-          <w:sz w:val="22"/>
-        </w:rPr>
-        <w:t>Answer: a</w:t>
+        <w:t xml:space="preserve">(b) Complete bed rest</w:t>
       </w:r>
     </w:p>
     <w:p>
-      <w:pPr>
-        <w:spacing w:after="0" w:before="0"/>
-      </w:pPr>
       <w:r>
-        <w:rPr>
-          <w:b w:val="0"/>
-          <w:sz w:val="21"/>
-        </w:rPr>
-        <w:t>Solution: The initial nursing action when a patient receiving deferoxamine infusion intravenously experiences flushing of face, urticaria, hypotension, and headache is to stop the infusion. Deferoxamine is an iron-chelating agent that is used in the treatment of iron overload. Adverse reactions such as allergic reactions can occur during the infusion. The nurse should closely monitor the patient during the infusion and stop the infusion immediately if any adverse reactions are observed (Potter, P. A., &amp; Perry, A. G. (2016). Fundamentals of nursing. Elsevier Health Sciences. ).</w:t>
+        <w:t xml:space="preserve">(c) Heavy meals</w:t>
       </w:r>
     </w:p>
     <w:p>
-      <w:pPr>
-        <w:spacing w:after="0" w:before="0"/>
-      </w:pPr>
       <w:r>
-        <w:rPr>
-          <w:b w:val="0"/>
-          <w:sz w:val="20"/>
-        </w:rPr>
-        <w:t>Positive Marks: 1</w:t>
+        <w:t xml:space="preserve">(d) Breath holding</w:t>
       </w:r>
     </w:p>
     <w:p>
-      <w:pPr>
-        <w:spacing w:after="160" w:before="0"/>
-      </w:pPr>
       <w:r>
-        <w:rPr>
-          <w:b w:val="0"/>
-          <w:sz w:val="20"/>
-        </w:rPr>
-        <w:t>Negative Marks: 0.25</w:t>
+        <w:t xml:space="preserve">Answer: a</w:t>
       </w:r>
     </w:p>
     <w:p>
-      <w:pPr>
-        <w:spacing w:after="20" w:before="120"/>
-      </w:pPr>
       <w:r>
-        <w:rPr>
-          <w:b/>
-          <w:sz w:val="22"/>
-        </w:rPr>
-        <w:t>Question: When did India commence COVID-19 vaccination with COVAXIN?</w:t>
+        <w:t xml:space="preserve">Solution: Ambulation and position changes in the first stage promote labor progress and comfort; the nurse supports the patient's chosen positions.</w:t>
       </w:r>
     </w:p>
     <w:p>
-      <w:pPr>
-        <w:spacing w:after="0" w:before="0"/>
-      </w:pPr>
       <w:r>
-        <w:rPr>
-          <w:b w:val="0"/>
-          <w:sz w:val="22"/>
-        </w:rPr>
-        <w:t>(a) 20 January 2021,</w:t>
+        <w:t xml:space="preserve">Positive Marks: 1</w:t>
       </w:r>
     </w:p>
     <w:p>
-      <w:pPr>
-        <w:spacing w:after="0" w:before="0"/>
-      </w:pPr>
       <w:r>
-        <w:rPr>
-          <w:b w:val="0"/>
-          <w:sz w:val="22"/>
-        </w:rPr>
-        <w:t>(b) 22 January 2021,</w:t>
+        <w:t xml:space="preserve">Negative Marks: 0.25</w:t>
       </w:r>
     </w:p>
     <w:p>
-      <w:pPr>
-        <w:spacing w:after="0" w:before="0"/>
-      </w:pPr>
       <w:r>
-        <w:rPr>
-          <w:b w:val="0"/>
-          <w:sz w:val="22"/>
-        </w:rPr>
-        <w:t>(c) 18 January 2021,</w:t>
+        <w:t xml:space="preserve"/>
       </w:r>
     </w:p>
     <w:p>
-      <w:pPr>
-        <w:spacing w:after="0" w:before="0"/>
-      </w:pPr>
       <w:r>
-        <w:rPr>
-          <w:b w:val="0"/>
-          <w:sz w:val="22"/>
-        </w:rPr>
-        <w:t>(d) 16 January 2021,</w:t>
+        <w:t xml:space="preserve">Question: A 2-year-old child with pneumonia has a temperature of 39.8°C. The nurse should:</w:t>
       </w:r>
     </w:p>
     <w:p>
-      <w:pPr>
-        <w:spacing w:after="0" w:before="40"/>
-      </w:pPr>
       <w:r>
-        <w:rPr>
-          <w:b/>
-          <w:sz w:val="22"/>
-        </w:rPr>
-        <w:t>Answer: d</w:t>
+        <w:t xml:space="preserve">(a) Give antipyretics as ordered and monitor</w:t>
       </w:r>
     </w:p>
     <w:p>
-      <w:pPr>
-        <w:spacing w:after="0" w:before="0"/>
-      </w:pPr>
       <w:r>
-        <w:rPr>
-          <w:b w:val="0"/>
-          <w:sz w:val="21"/>
-        </w:rPr>
-        <w:t>Solution: India commenced COVID-19 vaccination with COVAXIN on 16 January 2021 (option A). COVAXIN is an indigenous COVID-19 vaccine developed by Bharat Biotech in collaboration with the Indian Council of Medical Research (ICMR) and the National Institute of Virology (NIV). It is a whole-virion inactivated vaccine that triggers an immune response against the SARS-CoV-2 virus. The vaccination campaign in India aimed to protect individuals against COVID-19 and reduce the impact of the pandemic. The vaccine rollout followed a phased approach, prioritizing healthcare workers, frontline workers, and individuals at higher risk.</w:t>
+        <w:t xml:space="preserve">(b) Wrap the child in blankets</w:t>
       </w:r>
     </w:p>
     <w:p>
-      <w:pPr>
-        <w:spacing w:after="0" w:before="0"/>
-      </w:pPr>
       <w:r>
-        <w:rPr>
-          <w:b w:val="0"/>
-          <w:sz w:val="20"/>
-        </w:rPr>
-        <w:t>Positive Marks: 1</w:t>
+        <w:t xml:space="preserve">(c) Give a cold bath</w:t>
       </w:r>
     </w:p>
     <w:p>
-      <w:pPr>
-        <w:spacing w:after="160" w:before="0"/>
-      </w:pPr>
       <w:r>
-        <w:rPr>
-          <w:b w:val="0"/>
-          <w:sz w:val="20"/>
-        </w:rPr>
-        <w:t>Negative Marks: 0.25</w:t>
+        <w:t xml:space="preserve">(d) Wait for the fever to rise</w:t>
       </w:r>
     </w:p>
     <w:p>
-      <w:pPr>
-        <w:spacing w:after="20" w:before="120"/>
-      </w:pPr>
       <w:r>
-        <w:rPr>
-          <w:b/>
-          <w:sz w:val="22"/>
-        </w:rPr>
-        <w:t>Question: A study was conducted among 300 individuals, including 100 individuals affected by lung cancer and 200 smokers who are not affected by lung cancer. Which type of study design is represented here?</w:t>
+        <w:t xml:space="preserve">Answer: a</w:t>
       </w:r>
     </w:p>
     <w:p>
-      <w:pPr>
-        <w:spacing w:after="0" w:before="0"/>
-      </w:pPr>
       <w:r>
-        <w:rPr>
-          <w:b w:val="0"/>
-          <w:sz w:val="22"/>
-        </w:rPr>
-        <w:t>(a) Cohort study</w:t>
+        <w:t xml:space="preserve">Solution: Fever in pneumonia — antipyretics (paracetamol), fluids, light clothing, and monitoring. The nurse reassesses for danger signs.</w:t>
       </w:r>
     </w:p>
     <w:p>
-      <w:pPr>
-        <w:spacing w:after="0" w:before="0"/>
-      </w:pPr>
       <w:r>
-        <w:rPr>
-          <w:b w:val="0"/>
-          <w:sz w:val="22"/>
-        </w:rPr>
-        <w:t>(b) Case Control Study</w:t>
+        <w:t xml:space="preserve">Positive Marks: 1</w:t>
       </w:r>
     </w:p>
     <w:p>
-      <w:pPr>
-        <w:spacing w:after="0" w:before="0"/>
-      </w:pPr>
       <w:r>
-        <w:rPr>
-          <w:b w:val="0"/>
-          <w:sz w:val="22"/>
-        </w:rPr>
-        <w:t>(c) Field Trial</w:t>
+        <w:t xml:space="preserve">Negative Marks: 0.25</w:t>
       </w:r>
     </w:p>
     <w:p>
-      <w:pPr>
-        <w:spacing w:after="0" w:before="0"/>
-      </w:pPr>
       <w:r>
-        <w:rPr>
-          <w:b w:val="0"/>
-          <w:sz w:val="22"/>
-        </w:rPr>
-        <w:t>(d) Cross-sectional study</w:t>
+        <w:t xml:space="preserve"/>
       </w:r>
     </w:p>
     <w:p>
-      <w:pPr>
-        <w:spacing w:after="0" w:before="40"/>
-      </w:pPr>
       <w:r>
-        <w:rPr>
-          <w:b/>
-          <w:sz w:val="22"/>
-        </w:rPr>
-        <w:t>Answer: b</w:t>
+        <w:t xml:space="preserve">Question: A patient with post-traumatic stress disorder is being started on sertraline. The nurse should teach the patient that:</w:t>
       </w:r>
     </w:p>
     <w:p>
-      <w:pPr>
-        <w:spacing w:after="0" w:before="0"/>
-      </w:pPr>
       <w:r>
-        <w:rPr>
-          <w:b w:val="0"/>
-          <w:sz w:val="21"/>
-        </w:rPr>
-        <w:t>Solution: The study design represented in the given scenario is a case-control study. In a case-control study, individuals with a particular condition or disease (cases) are compared to individuals without the condition or disease (controls) to determine potential risk factors or associations. In this study, 100 individuals affected by lung cancer are the cases, while 200 smokers who are not affected by lung cancer are the controls. The researchers would compare the exposure history, such as smoking habits or other relevant factors, between the cases and controls to evaluate the association between smoking and lung cancer development. Case-control studies are useful in investigating rare diseases or conditions and can provide valuable insights into potential risk factors.</w:t>
+        <w:t xml:space="preserve">(a) Full effect may take several weeks and the drug is non-addictive</w:t>
       </w:r>
     </w:p>
     <w:p>
-      <w:pPr>
-        <w:spacing w:after="0" w:before="0"/>
-      </w:pPr>
       <w:r>
-        <w:rPr>
-          <w:b w:val="0"/>
-          <w:sz w:val="20"/>
-        </w:rPr>
-        <w:t>Positive Marks: 1</w:t>
+        <w:t xml:space="preserve">(b) It works instantly</w:t>
       </w:r>
     </w:p>
     <w:p>
-      <w:pPr>
-        <w:spacing w:after="160" w:before="0"/>
-      </w:pPr>
       <w:r>
-        <w:rPr>
-          <w:b w:val="0"/>
-          <w:sz w:val="20"/>
-        </w:rPr>
-        <w:t>Negative Marks: 0.25</w:t>
+        <w:t xml:space="preserve">(c) It is addictive</w:t>
       </w:r>
     </w:p>
     <w:p>
-      <w:pPr>
-        <w:spacing w:after="20" w:before="120"/>
-      </w:pPr>
       <w:r>
-        <w:rPr>
-          <w:b/>
-          <w:sz w:val="22"/>
-        </w:rPr>
-        <w:t>Question: What is the immediate priority nursing action following a needle stick injury from a HIV-positive patient?</w:t>
+        <w:t xml:space="preserve">(d) It is stopped abruptly</w:t>
       </w:r>
     </w:p>
     <w:p>
-      <w:pPr>
-        <w:spacing w:after="0" w:before="0"/>
-      </w:pPr>
       <w:r>
-        <w:rPr>
-          <w:b w:val="0"/>
-          <w:sz w:val="22"/>
-        </w:rPr>
-        <w:t>(a) Wash immediately with soap and running water</w:t>
+        <w:t xml:space="preserve">Answer: a</w:t>
       </w:r>
     </w:p>
     <w:p>
-      <w:pPr>
-        <w:spacing w:after="0" w:before="0"/>
-      </w:pPr>
       <w:r>
-        <w:rPr>
-          <w:b w:val="0"/>
-          <w:sz w:val="22"/>
-        </w:rPr>
-        <w:t>(b) Give incision to the injury</w:t>
+        <w:t xml:space="preserve">Solution: Sertraline (SSRI) for PTSD — weeks for full effect, non-addictive, tapered under supervision, and combined with trauma-focused therapy.</w:t>
       </w:r>
     </w:p>
     <w:p>
-      <w:pPr>
-        <w:spacing w:after="0" w:before="0"/>
-      </w:pPr>
       <w:r>
-        <w:rPr>
-          <w:b w:val="0"/>
-          <w:sz w:val="22"/>
-        </w:rPr>
-        <w:t>(c) Suck out the blood</w:t>
+        <w:t xml:space="preserve">Positive Marks: 1</w:t>
       </w:r>
     </w:p>
     <w:p>
-      <w:pPr>
-        <w:spacing w:after="0" w:before="0"/>
-      </w:pPr>
       <w:r>
-        <w:rPr>
-          <w:b w:val="0"/>
-          <w:sz w:val="22"/>
-        </w:rPr>
-        <w:t>(d) Squeeze out the blood forcefully</w:t>
+        <w:t xml:space="preserve">Negative Marks: 0.25</w:t>
       </w:r>
     </w:p>
     <w:p>
-      <w:pPr>
-        <w:spacing w:after="0" w:before="40"/>
-      </w:pPr>
       <w:r>
-        <w:rPr>
-          <w:b/>
-          <w:sz w:val="22"/>
-        </w:rPr>
-        <w:t>Answer: a</w:t>
+        <w:t xml:space="preserve"/>
       </w:r>
     </w:p>
     <w:p>
-      <w:pPr>
-        <w:spacing w:after="0" w:before="0"/>
-      </w:pPr>
       <w:r>
-        <w:rPr>
-          <w:b w:val="0"/>
-          <w:sz w:val="21"/>
-        </w:rPr>
-        <w:t>Solution: Immediate management of occupational exposure involves washing the affected site thoroughly with soap and running water. Do not scrub or squeeze the wound.</w:t>
+        <w:t xml:space="preserve">Question: The "Pradhan Mantri Bhartiya Janaushadhi Kendra" contributes to the goal of:</w:t>
       </w:r>
     </w:p>
     <w:p>
-      <w:pPr>
-        <w:spacing w:after="0" w:before="0"/>
-      </w:pPr>
       <w:r>
-        <w:rPr>
-          <w:b w:val="0"/>
-          <w:sz w:val="20"/>
-        </w:rPr>
-        <w:t>Positive Marks: 1</w:t>
+        <w:t xml:space="preserve">(a) Health for all through affordable medicines</w:t>
       </w:r>
     </w:p>
     <w:p>
-      <w:pPr>
-        <w:spacing w:after="160" w:before="0"/>
-      </w:pPr>
       <w:r>
-        <w:rPr>
-          <w:b w:val="0"/>
-          <w:sz w:val="20"/>
-        </w:rPr>
-        <w:t>Negative Marks: 0.25</w:t>
+        <w:t xml:space="preserve">(b) Higher drug prices</w:t>
       </w:r>
     </w:p>
     <w:p>
-      <w:pPr>
-        <w:spacing w:after="20" w:before="120"/>
-      </w:pPr>
       <w:r>
-        <w:rPr>
-          <w:b/>
-          <w:sz w:val="22"/>
-        </w:rPr>
-        <w:t>Question: Which nutrient is found in an average-sized egg?</w:t>
+        <w:t xml:space="preserve">(c) Medicine shortages</w:t>
       </w:r>
     </w:p>
     <w:p>
-      <w:pPr>
-        <w:spacing w:after="0" w:before="0"/>
-      </w:pPr>
       <w:r>
-        <w:rPr>
-          <w:b w:val="0"/>
-          <w:sz w:val="22"/>
-        </w:rPr>
-        <w:t>(a) 80gm Vitamin C</w:t>
+        <w:t xml:space="preserve">(d) Import dependence</w:t>
       </w:r>
     </w:p>
     <w:p>
-      <w:pPr>
-        <w:spacing w:after="0" w:before="0"/>
-      </w:pPr>
       <w:r>
-        <w:rPr>
-          <w:b w:val="0"/>
-          <w:sz w:val="22"/>
-        </w:rPr>
-        <w:t>(b) 6 gm Fat</w:t>
+        <w:t xml:space="preserve">Answer: a</w:t>
       </w:r>
     </w:p>
     <w:p>
-      <w:pPr>
-        <w:spacing w:after="0" w:before="0"/>
-      </w:pPr>
       <w:r>
-        <w:rPr>
-          <w:b w:val="0"/>
-          <w:sz w:val="22"/>
-        </w:rPr>
-        <w:t>(c) 6 gm Protein</w:t>
+        <w:t xml:space="preserve">Solution: By making essential medicines affordable, Jan Aushadhi Kendras advance "health for all" and reduce financial barriers to treatment.</w:t>
       </w:r>
     </w:p>
     <w:p>
-      <w:pPr>
-        <w:spacing w:after="0" w:before="0"/>
-      </w:pPr>
       <w:r>
-        <w:rPr>
-          <w:b w:val="0"/>
-          <w:sz w:val="22"/>
-        </w:rPr>
-        <w:t>(d) 25 gm Iron</w:t>
+        <w:t xml:space="preserve">Positive Marks: 1</w:t>
       </w:r>
     </w:p>
     <w:p>
-      <w:pPr>
-        <w:spacing w:after="0" w:before="40"/>
-      </w:pPr>
       <w:r>
-        <w:rPr>
-          <w:b/>
-          <w:sz w:val="22"/>
-        </w:rPr>
-        <w:t>Answer: c</w:t>
+        <w:t xml:space="preserve">Negative Marks: 0.25</w:t>
       </w:r>
     </w:p>
     <w:p>
-      <w:pPr>
-        <w:spacing w:after="0" w:before="0"/>
-      </w:pPr>
       <w:r>
-        <w:rPr>
-          <w:b w:val="0"/>
-          <w:sz w:val="21"/>
-        </w:rPr>
-        <w:t>Solution: An average-sized egg contains approximately 6 grams of protein (option B). Eggs are a good source of high-quality protein and are often considered a complete protein because they contain all the essential amino acids in the right proportions. While eggs do contain some fat, the amount varies depending on the size of the egg and the specific yolk-to-white ratio. The diseases carriers (common Hies wat mosquito) Protein vitamin content of an egg, including Vitamin C, is relatively low compared to other nutrients. However, eggs are a good source of several vitamins, including Vitamin A, Vitamin D, Vitamin E, and various B vitamins.</w:t>
+        <w:t xml:space="preserve"/>
       </w:r>
     </w:p>
     <w:p>
-      <w:pPr>
-        <w:spacing w:after="0" w:before="0"/>
-      </w:pPr>
       <w:r>
-        <w:rPr>
-          <w:b w:val="0"/>
-          <w:sz w:val="20"/>
-        </w:rPr>
-        <w:t>Positive Marks: 1</w:t>
+        <w:t xml:space="preserve">Question: The nurse is to give 0.9 g of a medication. The vial contains 300 mg/mL. The volume to give is:</w:t>
       </w:r>
     </w:p>
     <w:p>
-      <w:pPr>
-        <w:spacing w:after="160" w:before="0"/>
-      </w:pPr>
       <w:r>
-        <w:rPr>
-          <w:b w:val="0"/>
-          <w:sz w:val="20"/>
-        </w:rPr>
-        <w:t>Negative Marks: 0.25</w:t>
+        <w:t xml:space="preserve">(a) 2 mL</w:t>
       </w:r>
     </w:p>
     <w:p>
-      <w:pPr>
-        <w:spacing w:after="20" w:before="120"/>
-      </w:pPr>
       <w:r>
-        <w:rPr>
-          <w:b/>
-          <w:sz w:val="22"/>
-        </w:rPr>
-        <w:t>Question: Surgical safety check list in following action is not included?</w:t>
+        <w:t xml:space="preserve">(b) 3 mL</w:t>
       </w:r>
     </w:p>
     <w:p>
-      <w:pPr>
-        <w:spacing w:after="0" w:before="0"/>
-      </w:pPr>
       <w:r>
-        <w:rPr>
-          <w:b w:val="0"/>
-          <w:sz w:val="22"/>
-        </w:rPr>
-        <w:t>(a) Cheque correct patient</w:t>
+        <w:t xml:space="preserve">(c) 4 mL</w:t>
       </w:r>
     </w:p>
     <w:p>
-      <w:pPr>
-        <w:spacing w:after="0" w:before="0"/>
-      </w:pPr>
       <w:r>
-        <w:rPr>
-          <w:b w:val="0"/>
-          <w:sz w:val="22"/>
-        </w:rPr>
-        <w:t>(b) Correct surgical site</w:t>
+        <w:t xml:space="preserve">(d) 5 mL</w:t>
       </w:r>
     </w:p>
     <w:p>
-      <w:pPr>
-        <w:spacing w:after="0" w:before="0"/>
-      </w:pPr>
       <w:r>
-        <w:rPr>
-          <w:b w:val="0"/>
-          <w:sz w:val="22"/>
-        </w:rPr>
-        <w:t>(c) Check the blood sugar for all patient</w:t>
+        <w:t xml:space="preserve">Answer: b</w:t>
       </w:r>
     </w:p>
     <w:p>
-      <w:pPr>
-        <w:spacing w:after="0" w:before="0"/>
-      </w:pPr>
       <w:r>
-        <w:rPr>
-          <w:b w:val="0"/>
-          <w:sz w:val="22"/>
-        </w:rPr>
-        <w:t>(d) Intake output for 24 hour</w:t>
+        <w:t xml:space="preserve">Solution: 0.9 g = 900 mg. Volume = 900 ÷ 300 = 3 mL.</w:t>
       </w:r>
     </w:p>
     <w:p>
-      <w:pPr>
-        <w:spacing w:after="0" w:before="40"/>
-      </w:pPr>
       <w:r>
-        <w:rPr>
-          <w:b/>
-          <w:sz w:val="22"/>
-        </w:rPr>
-        <w:t>Answer: c</w:t>
+        <w:t xml:space="preserve">Positive Marks: 1</w:t>
       </w:r>
     </w:p>
     <w:p>
-      <w:pPr>
-        <w:spacing w:after="0" w:before="0"/>
-      </w:pPr>
       <w:r>
-        <w:rPr>
-          <w:b w:val="0"/>
-          <w:sz w:val="21"/>
-        </w:rPr>
-        <w:t>Solution: The WHO surgical safety checklist verifies patient identity, surgical site and procedure; routine blood sugar testing of all patients is not part of it.</w:t>
+        <w:t xml:space="preserve">Negative Marks: 0.25</w:t>
       </w:r>
     </w:p>
     <w:p>
-      <w:pPr>
-        <w:spacing w:after="0" w:before="0"/>
-      </w:pPr>
       <w:r>
-        <w:rPr>
-          <w:b w:val="0"/>
-          <w:sz w:val="20"/>
-        </w:rPr>
-        <w:t>Positive Marks: 1</w:t>
+        <w:t xml:space="preserve"/>
       </w:r>
     </w:p>
     <w:p>
-      <w:pPr>
-        <w:spacing w:after="160" w:before="0"/>
-      </w:pPr>
       <w:r>
-        <w:rPr>
-          <w:b w:val="0"/>
-          <w:sz w:val="20"/>
-        </w:rPr>
-        <w:t>Negative Marks: 0.25</w:t>
+        <w:t xml:space="preserve">Question: The normal adult pulse rate at rest is:</w:t>
+      </w:r>
+    </w:p>
+    <w:p>
+      <w:r>
+        <w:t xml:space="preserve">(a) 60–100 beats per minute</w:t>
+      </w:r>
+    </w:p>
+    <w:p>
+      <w:r>
+        <w:t xml:space="preserve">(b) 20–40 beats per minute</w:t>
+      </w:r>
+    </w:p>
+    <w:p>
+      <w:r>
+        <w:t xml:space="preserve">(c) 120–160 beats per minute</w:t>
+      </w:r>
+    </w:p>
+    <w:p>
+      <w:r>
+        <w:t xml:space="preserve">(d) 160–200 beats per minute</w:t>
+      </w:r>
+    </w:p>
+    <w:p>
+      <w:r>
+        <w:t xml:space="preserve">Answer: a</w:t>
+      </w:r>
+    </w:p>
+    <w:p>
+      <w:r>
+        <w:t xml:space="preserve">Solution: Normal adult resting pulse is 60–100 bpm.</w:t>
+      </w:r>
+    </w:p>
+    <w:p>
+      <w:r>
+        <w:t xml:space="preserve">Positive Marks: 1</w:t>
+      </w:r>
+    </w:p>
+    <w:p>
+      <w:r>
+        <w:t xml:space="preserve">Negative Marks: 0.25</w:t>
+      </w:r>
+    </w:p>
+    <w:p>
+      <w:r>
+        <w:t xml:space="preserve"/>
+      </w:r>
+    </w:p>
+    <w:p>
+      <w:r>
+        <w:t xml:space="preserve">Question: A patient with a fractured femur in traction is at risk for constipation. The nurse should:</w:t>
+      </w:r>
+    </w:p>
+    <w:p>
+      <w:r>
+        <w:t xml:space="preserve">(a) Encourage fluids, fiber, and activity as tolerated</w:t>
+      </w:r>
+    </w:p>
+    <w:p>
+      <w:r>
+        <w:t xml:space="preserve">(b) Restrict fluids</w:t>
+      </w:r>
+    </w:p>
+    <w:p>
+      <w:r>
+        <w:t xml:space="preserve">(c) Give a low-fiber diet</w:t>
+      </w:r>
+    </w:p>
+    <w:p>
+      <w:r>
+        <w:t xml:space="preserve">(d) Restrict movement</w:t>
+      </w:r>
+    </w:p>
+    <w:p>
+      <w:r>
+        <w:t xml:space="preserve">Answer: a</w:t>
+      </w:r>
+    </w:p>
+    <w:p>
+      <w:r>
+        <w:t xml:space="preserve">Solution: Immobility during traction causes constipation — the nurse encourages fluids, high-fiber foods, and mobility as tolerated, with laxatives/stool softeners as ordered.</w:t>
+      </w:r>
+    </w:p>
+    <w:p>
+      <w:r>
+        <w:t xml:space="preserve">Positive Marks: 1</w:t>
+      </w:r>
+    </w:p>
+    <w:p>
+      <w:r>
+        <w:t xml:space="preserve">Negative Marks: 0.25</w:t>
       </w:r>
     </w:p>
     <w:sectPr>
       <w:pgSz w:w="12240" w:h="15840"/>
-      <w:pgMar w:top="864" w:right="1008" w:bottom="864" w:left="1008" w:header="720" w:footer="720" w:gutter="0"/>
+      <w:pgMar w:top="1440" w:right="1800" w:bottom="1440" w:left="1800" w:header="720" w:footer="720" w:gutter="0"/>
       <w:cols w:space="720"/>
       <w:docGrid w:linePitch="360"/>
     </w:sectPr>
@@ -2535,10 +1365,6 @@
     <w:name w:val="Normal"/>
     <w:qFormat/>
     <w:rsid w:val="00FC693F"/>
-    <w:rPr>
-      <w:rFonts w:ascii="Calibri" w:hAnsi="Calibri"/>
-      <w:sz w:val="22"/>
-    </w:rPr>
   </w:style>
   <w:style w:type="paragraph" w:styleId="Header">
     <w:name w:val="header"/>
